--- a/rapports/2026-06-06/EQ2/EQ2_enq2_v2/DR_011301410011/93-08-99-52.docx
+++ b/rapports/2026-06-06/EQ2/EQ2_enq2_v2/DR_011301410011/93-08-99-52.docx
@@ -297,7 +297,7 @@
           <w:color w:val="1F6FEB"/>
           <w:sz w:val="22"/>
         </w:rPr>
-        <w:t>⚠ INCOHÉRENCES À CORRIGER (68)</w:t>
+        <w:t>⚠ INCOHÉRENCES À CORRIGER (66)</w:t>
       </w:r>
     </w:p>
     <w:tbl>
@@ -5674,7 +5674,7 @@
                 <w:color w:val="16A34A"/>
                 <w:sz w:val="16"/>
               </w:rPr>
-              <w:t>s00q07a, s00q08, s00q10, s00q13_0, s00q15_0, s00q17_0, s00q23a, s00q23b</w:t>
+              <w:t>s00q27, s01q00a, s01q12, s01q13, s02q04, s03q11, s03q12, s01q01</w:t>
             </w:r>
           </w:p>
         </w:tc>
@@ -5705,187 +5705,7 @@
                 <w:i w:val="0"/>
                 <w:sz w:val="17"/>
               </w:rPr>
-              <w:t>L'enquêteur prière de fournir d'effort pour avoir le niveau d'étude et l'âge de celui qui a envoyé/donné de l'argent dans la section 13a (Transfert reçu).</w:t>
-            </w:r>
-          </w:p>
-        </w:tc>
-      </w:tr>
-      <w:tr>
-        <w:tc>
-          <w:tcPr>
-            <w:tcW w:type="dxa" w:w="964"/>
-          </w:tcPr>
-          <w:p>
-            <w:r>
-              <w:rPr>
-                <w:b/>
-                <w:i w:val="0"/>
-                <w:color w:val="EA580C"/>
-                <w:sz w:val="16"/>
-              </w:rPr>
-              <w:t>Moyenne</w:t>
-            </w:r>
-          </w:p>
-        </w:tc>
-        <w:tc>
-          <w:tcPr>
-            <w:tcW w:type="dxa" w:w="1247"/>
-          </w:tcPr>
-          <w:p>
-            <w:r>
-              <w:rPr>
-                <w:b/>
-                <w:i w:val="0"/>
-                <w:sz w:val="16"/>
-              </w:rPr>
-              <w:t>S13</w:t>
-              <w:br/>
-            </w:r>
-            <w:r>
-              <w:rPr>
-                <w:b w:val="0"/>
-                <w:i w:val="0"/>
-                <w:color w:val="64748B"/>
-                <w:sz w:val="14"/>
-              </w:rPr>
-              <w:t>Transferts</w:t>
-            </w:r>
-          </w:p>
-        </w:tc>
-        <w:tc>
-          <w:tcPr>
-            <w:tcW w:type="dxa" w:w="1531"/>
-          </w:tcPr>
-          <w:p>
-            <w:r>
-              <w:rPr>
-                <w:b/>
-                <w:i w:val="0"/>
-                <w:color w:val="16A34A"/>
-                <w:sz w:val="16"/>
-              </w:rPr>
-              <w:t>s00q27, s01q00a, s01q12, s01q13, s02q04, s03q11, s03q12, s01q01</w:t>
-            </w:r>
-          </w:p>
-        </w:tc>
-        <w:tc>
-          <w:tcPr>
-            <w:tcW w:type="dxa" w:w="1191"/>
-          </w:tcPr>
-          <w:p>
-            <w:r>
-              <w:rPr>
-                <w:b w:val="0"/>
-                <w:i w:val="0"/>
-                <w:color w:val="64748B"/>
-                <w:sz w:val="16"/>
-              </w:rPr>
-              <w:t>GT-CQ</w:t>
-            </w:r>
-          </w:p>
-        </w:tc>
-        <w:tc>
-          <w:tcPr>
-            <w:tcW w:type="dxa" w:w="4706"/>
-          </w:tcPr>
-          <w:p>
-            <w:r>
-              <w:rPr>
-                <w:b w:val="0"/>
-                <w:i w:val="0"/>
-                <w:sz w:val="17"/>
-              </w:rPr>
               <w:t>L'âge de celui qui a envoyé/donné de l'argent dans la section 13a (Transfert reçu) semble  élévé, prière de corriger ou confirmer ave le QG.</w:t>
-            </w:r>
-          </w:p>
-        </w:tc>
-      </w:tr>
-      <w:tr>
-        <w:tc>
-          <w:tcPr>
-            <w:tcW w:type="dxa" w:w="964"/>
-          </w:tcPr>
-          <w:p>
-            <w:r>
-              <w:rPr>
-                <w:b/>
-                <w:i w:val="0"/>
-                <w:color w:val="EA580C"/>
-                <w:sz w:val="16"/>
-              </w:rPr>
-              <w:t>Moyenne</w:t>
-            </w:r>
-          </w:p>
-        </w:tc>
-        <w:tc>
-          <w:tcPr>
-            <w:tcW w:type="dxa" w:w="1247"/>
-          </w:tcPr>
-          <w:p>
-            <w:r>
-              <w:rPr>
-                <w:b/>
-                <w:i w:val="0"/>
-                <w:sz w:val="16"/>
-              </w:rPr>
-              <w:t>S13</w:t>
-              <w:br/>
-            </w:r>
-            <w:r>
-              <w:rPr>
-                <w:b w:val="0"/>
-                <w:i w:val="0"/>
-                <w:color w:val="64748B"/>
-                <w:sz w:val="14"/>
-              </w:rPr>
-              <w:t>Transferts</w:t>
-            </w:r>
-          </w:p>
-        </w:tc>
-        <w:tc>
-          <w:tcPr>
-            <w:tcW w:type="dxa" w:w="1531"/>
-          </w:tcPr>
-          <w:p>
-            <w:r>
-              <w:rPr>
-                <w:b/>
-                <w:i w:val="0"/>
-                <w:color w:val="16A34A"/>
-                <w:sz w:val="16"/>
-              </w:rPr>
-              <w:t>s00q07a, s00q08, s00q10, s00q13_0, s00q15_0, s00q17_0, s00q23a, s00q23b</w:t>
-            </w:r>
-          </w:p>
-        </w:tc>
-        <w:tc>
-          <w:tcPr>
-            <w:tcW w:type="dxa" w:w="1191"/>
-          </w:tcPr>
-          <w:p>
-            <w:r>
-              <w:rPr>
-                <w:b w:val="0"/>
-                <w:i w:val="0"/>
-                <w:color w:val="64748B"/>
-                <w:sz w:val="16"/>
-              </w:rPr>
-              <w:t>GT-CQ</w:t>
-            </w:r>
-          </w:p>
-        </w:tc>
-        <w:tc>
-          <w:tcPr>
-            <w:tcW w:type="dxa" w:w="4706"/>
-          </w:tcPr>
-          <w:p>
-            <w:r>
-              <w:rPr>
-                <w:b w:val="0"/>
-                <w:i w:val="0"/>
-                <w:sz w:val="17"/>
-              </w:rPr>
-              <w:t>L'enquêteur prière de fournir d'effort pour avoir le niveau d'étude et l'âge de celui qui a béneficié de l'argent dans la section 13b (Transfert emis).</w:t>
             </w:r>
           </w:p>
         </w:tc>
